--- a/templates/one_row/00. Шаблон.docx
+++ b/templates/one_row/00. Шаблон.docx
@@ -49,6 +49,67 @@
           <w:szCs w:val="20"/>
         </w:rPr>
         <w:t>на обработку персональных данных</w:t>
+      </w:r>
+      <w:r>
+        <w:rPr>
+          <w:rFonts w:ascii="Times New Roman" w:hAnsi="Times New Roman"/>
+          <w:b/>
+          <w:sz w:val="20"/>
+          <w:szCs w:val="20"/>
+        </w:rPr>
+        <w:t xml:space="preserve"> </w:t>
+      </w:r>
+      <w:r>
+        <w:rPr>
+          <w:rFonts w:ascii="Times New Roman" w:hAnsi="Times New Roman"/>
+          <w:b/>
+          <w:bCs/>
+          <w:sz w:val="20"/>
+          <w:szCs w:val="20"/>
+        </w:rPr>
+        <w:t>группа №_____</w:t>
+      </w:r>
+      <w:r>
+        <w:rPr>
+          <w:rFonts w:ascii="Times New Roman" w:hAnsi="Times New Roman"/>
+          <w:b/>
+          <w:bCs/>
+          <w:sz w:val="20"/>
+          <w:szCs w:val="20"/>
+        </w:rPr>
+        <w:t xml:space="preserve"> </w:t>
+      </w:r>
+      <w:r>
+        <w:rPr>
+          <w:rFonts w:ascii="Times New Roman" w:hAnsi="Times New Roman"/>
+          <w:b/>
+          <w:bCs/>
+          <w:sz w:val="20"/>
+          <w:szCs w:val="20"/>
+        </w:rPr>
+        <w:t>от «_____</w:t>
+      </w:r>
+      <w:proofErr w:type="gramStart"/>
+      <w:r>
+        <w:rPr>
+          <w:rFonts w:ascii="Times New Roman" w:hAnsi="Times New Roman"/>
+          <w:b/>
+          <w:bCs/>
+          <w:sz w:val="20"/>
+          <w:szCs w:val="20"/>
+        </w:rPr>
+        <w:t>_»_</w:t>
+      </w:r>
+      <w:proofErr w:type="gramEnd"/>
+      <w:r>
+        <w:rPr>
+          <w:rFonts w:ascii="Times New Roman" w:hAnsi="Times New Roman"/>
+          <w:b/>
+          <w:bCs/>
+          <w:sz w:val="20"/>
+          <w:szCs w:val="20"/>
+        </w:rPr>
+        <w:t>_____________20_____г.</w:t>
       </w:r>
     </w:p>
     <w:p>
@@ -1375,7 +1436,6 @@
   <w:style w:type="character" w:default="1" w:styleId="a0">
     <w:name w:val="Default Paragraph Font"/>
     <w:uiPriority w:val="1"/>
-    <w:semiHidden/>
     <w:unhideWhenUsed/>
   </w:style>
   <w:style w:type="table" w:default="1" w:styleId="a1">
@@ -1383,7 +1443,6 @@
     <w:uiPriority w:val="99"/>
     <w:semiHidden/>
     <w:unhideWhenUsed/>
-    <w:qFormat/>
     <w:tblPr>
       <w:tblInd w:w="0" w:type="dxa"/>
       <w:tblCellMar>
@@ -1571,7 +1630,7 @@
       <w:sz w:val="18"/>
     </w:rPr>
   </w:style>
-  <w:style w:type="paragraph" w:styleId="a7">
+  <w:style w:type="paragraph" w:customStyle="1" w:styleId="a7">
     <w:name w:val="Обычный (веб)"/>
     <w:basedOn w:val="a"/>
     <w:uiPriority w:val="99"/>

--- a/templates/one_row/00. Шаблон.docx
+++ b/templates/one_row/00. Шаблон.docx
@@ -701,13 +701,12 @@
       <w:tblGrid>
         <w:gridCol w:w="532"/>
         <w:gridCol w:w="5095"/>
-        <w:gridCol w:w="1480"/>
         <w:gridCol w:w="2805"/>
       </w:tblGrid>
       <w:tr>
         <w:tc>
           <w:tcPr>
-            <w:tcW w:w="534" w:type="dxa"/>
+            <w:tcW w:w="532" w:type="dxa"/>
           </w:tcPr>
           <w:p>
             <w:pPr>
@@ -731,7 +730,7 @@
         </w:tc>
         <w:tc>
           <w:tcPr>
-            <w:tcW w:w="5237" w:type="dxa"/>
+            <w:tcW w:w="5095" w:type="dxa"/>
           </w:tcPr>
           <w:p>
             <w:pPr>
@@ -755,31 +754,7 @@
         </w:tc>
         <w:tc>
           <w:tcPr>
-            <w:tcW w:w="1506" w:type="dxa"/>
-          </w:tcPr>
-          <w:p>
-            <w:pPr>
-              <w:spacing w:after="0" w:line="240" w:lineRule="auto"/>
-              <w:jc w:val="center"/>
-              <w:rPr>
-                <w:rFonts w:ascii="Times New Roman" w:hAnsi="Times New Roman"/>
-                <w:sz w:val="20"/>
-                <w:szCs w:val="20"/>
-              </w:rPr>
-            </w:pPr>
-            <w:r>
-              <w:rPr>
-                <w:rFonts w:ascii="Times New Roman" w:hAnsi="Times New Roman"/>
-                <w:sz w:val="20"/>
-                <w:szCs w:val="20"/>
-              </w:rPr>
-              <w:t>Дата</w:t>
-            </w:r>
-          </w:p>
-        </w:tc>
-        <w:tc>
-          <w:tcPr>
-            <w:tcW w:w="2861" w:type="dxa"/>
+            <w:tcW w:w="2805" w:type="dxa"/>
           </w:tcPr>
           <w:p>
             <w:pPr>
@@ -805,7 +780,7 @@
       <w:tr>
         <w:tc>
           <w:tcPr>
-            <w:tcW w:w="534" w:type="dxa"/>
+            <w:tcW w:w="532" w:type="dxa"/>
           </w:tcPr>
           <w:p>
             <w:pPr>
@@ -824,7 +799,7 @@
         </w:tc>
         <w:tc>
           <w:tcPr>
-            <w:tcW w:w="5237" w:type="dxa"/>
+            <w:tcW w:w="5095" w:type="dxa"/>
           </w:tcPr>
           <w:p>
             <w:pPr>
@@ -840,23 +815,7 @@
         </w:tc>
         <w:tc>
           <w:tcPr>
-            <w:tcW w:w="1506" w:type="dxa"/>
-          </w:tcPr>
-          <w:p>
-            <w:pPr>
-              <w:spacing w:after="0" w:line="240" w:lineRule="auto"/>
-              <w:jc w:val="both"/>
-              <w:rPr>
-                <w:rFonts w:ascii="Times New Roman" w:hAnsi="Times New Roman"/>
-                <w:sz w:val="20"/>
-                <w:szCs w:val="20"/>
-              </w:rPr>
-            </w:pPr>
-          </w:p>
-        </w:tc>
-        <w:tc>
-          <w:tcPr>
-            <w:tcW w:w="2861" w:type="dxa"/>
+            <w:tcW w:w="2805" w:type="dxa"/>
           </w:tcPr>
           <w:p>
             <w:pPr>
@@ -1436,6 +1395,7 @@
   <w:style w:type="character" w:default="1" w:styleId="a0">
     <w:name w:val="Default Paragraph Font"/>
     <w:uiPriority w:val="1"/>
+    <w:semiHidden/>
     <w:unhideWhenUsed/>
   </w:style>
   <w:style w:type="table" w:default="1" w:styleId="a1">
